--- a/Mecánicas.docx
+++ b/Mecánicas.docx
@@ -1,30 +1,21 @@
 
 <file path=word/document.xml><?xml version="1.0" encoding="utf-8"?>
-<w:document xmlns:wpc="http://schemas.microsoft.com/office/word/2010/wordprocessingCanvas" xmlns:mc="http://schemas.openxmlformats.org/markup-compatibility/2006" xmlns:o="urn:schemas-microsoft-com:office:office" xmlns:r="http://schemas.openxmlformats.org/officeDocument/2006/relationships" xmlns:m="http://schemas.openxmlformats.org/officeDocument/2006/math" xmlns:v="urn:schemas-microsoft-com:vml" xmlns:wp14="http://schemas.microsoft.com/office/word/2010/wordprocessingDrawing" xmlns:wp="http://schemas.openxmlformats.org/drawingml/2006/wordprocessingDrawing" xmlns:w10="urn:schemas-microsoft-com:office:word" xmlns:w="http://schemas.openxmlformats.org/wordprocessingml/2006/main" xmlns:w14="http://schemas.microsoft.com/office/word/2010/wordml" xmlns:w15="http://schemas.microsoft.com/office/word/2012/wordml" xmlns:wpg="http://schemas.microsoft.com/office/word/2010/wordprocessingGroup" xmlns:wpi="http://schemas.microsoft.com/office/word/2010/wordprocessingInk" xmlns:wne="http://schemas.microsoft.com/office/word/2006/wordml" xmlns:wps="http://schemas.microsoft.com/office/word/2010/wordprocessingShape" xmlns:w16se="http://schemas.microsoft.com/office/word/2015/wordml/symex" xmlns:w16cid="http://schemas.microsoft.com/office/word/2016/wordml/cid" xmlns:w16="http://schemas.microsoft.com/office/word/2018/wordml" xmlns:w16cex="http://schemas.microsoft.com/office/word/2018/wordml/cex" xmlns:w16sdtdh="http://schemas.microsoft.com/office/word/2020/wordml/sdtdatahash" xmlns:w16sdtfl="http://schemas.microsoft.com/office/word/2024/wordml/sdtformatlock" mc:Ignorable="w14 w15 wp14 w16se w16cid w16 w16cex w16sdtdh w16sdtfl">
+<w:document xmlns:o="urn:schemas-microsoft-com:office:office" xmlns:r="http://schemas.openxmlformats.org/officeDocument/2006/relationships" xmlns:v="urn:schemas-microsoft-com:vml" xmlns:w="http://schemas.openxmlformats.org/wordprocessingml/2006/main" xmlns:w10="urn:schemas-microsoft-com:office:word" xmlns:wp="http://schemas.openxmlformats.org/drawingml/2006/wordprocessingDrawing" xmlns:pic="http://schemas.openxmlformats.org/drawingml/2006/picture" xmlns:wps="http://schemas.microsoft.com/office/word/2010/wordprocessingShape" xmlns:wpg="http://schemas.microsoft.com/office/word/2010/wordprocessingGroup" xmlns:mc="http://schemas.openxmlformats.org/markup-compatibility/2006" xmlns:wp14="http://schemas.microsoft.com/office/word/2010/wordprocessingDrawing" xmlns:w14="http://schemas.microsoft.com/office/word/2010/wordml" xmlns:w15="http://schemas.microsoft.com/office/word/2012/wordml" mc:Ignorable="w14 wp14 w15">
   <w:body>
-    <w:p xmlns:wp14="http://schemas.microsoft.com/office/word/2010/wordml" wp14:paraId="5C1A07E2" wp14:textId="3B2BB139">
+    <w:p>
       <w:pPr>
         <w:pStyle w:val="Normal"/>
-      </w:pPr>
-      <w:r>
         <w:rPr/>
-        <w:t>Mecánicas</w:t>
-      </w:r>
+      </w:pPr>
       <w:r>
         <w:rPr/>
-        <w:t xml:space="preserve"> </w:t>
+        <w:t xml:space="preserve">Mecánicas </w:t>
       </w:r>
       <w:r>
         <w:rPr>
           <w:color w:val="FF0000"/>
         </w:rPr>
-        <w:t>Lajara</w:t>
-      </w:r>
-      <w:r>
-        <w:rPr>
-          <w:color w:val="FF0000"/>
-        </w:rPr>
-        <w:t xml:space="preserve"> </w:t>
+        <w:t xml:space="preserve">Lajara </w:t>
       </w:r>
       <w:r>
         <w:rPr/>
@@ -32,15 +23,9 @@
       </w:r>
       <w:r>
         <w:rPr>
-          <w:color w:val="E97132" w:themeColor="accent2" w:themeTint="FF" w:themeShade="FF"/>
-        </w:rPr>
-        <w:t>Mario</w:t>
-      </w:r>
-      <w:r>
-        <w:rPr>
-          <w:color w:val="E97132" w:themeColor="accent2" w:themeTint="FF" w:themeShade="FF"/>
-        </w:rPr>
-        <w:t xml:space="preserve"> </w:t>
+          <w:color w:themeColor="accent2" w:val="E97132"/>
+        </w:rPr>
+        <w:t xml:space="preserve">Mario </w:t>
       </w:r>
       <w:r>
         <w:rPr>
@@ -50,15 +35,9 @@
       </w:r>
       <w:r>
         <w:rPr>
-          <w:color w:val="156082" w:themeColor="accent1" w:themeTint="FF" w:themeShade="FF"/>
-        </w:rPr>
-        <w:t>Gaby</w:t>
-      </w:r>
-      <w:r>
-        <w:rPr>
-          <w:color w:val="156082" w:themeColor="accent1" w:themeTint="FF" w:themeShade="FF"/>
-        </w:rPr>
-        <w:t xml:space="preserve"> </w:t>
+          <w:color w:themeColor="accent1" w:val="156082"/>
+        </w:rPr>
+        <w:t xml:space="preserve">Gaby </w:t>
       </w:r>
       <w:r>
         <w:rPr>
@@ -114,23 +93,7 @@
           <w:sz w:val="24"/>
           <w:szCs w:val="24"/>
         </w:rPr>
-        <w:t>Llave al final de cada cuadro con la que abrir el cuadro del lobby (</w:t>
-      </w:r>
-      <w:r>
-        <w:rPr>
-          <w:color w:val="00B050"/>
-          <w:sz w:val="24"/>
-          <w:szCs w:val="24"/>
-        </w:rPr>
-        <w:t>ppl</w:t>
-      </w:r>
-      <w:r>
-        <w:rPr>
-          <w:color w:val="00B050"/>
-          <w:sz w:val="24"/>
-          <w:szCs w:val="24"/>
-        </w:rPr>
-        <w:t>)</w:t>
+        <w:t>Llave al final de cada cuadro con la que abrir el cuadro del lobby (ppl)</w:t>
       </w:r>
     </w:p>
     <w:p>
@@ -174,31 +137,7 @@
           <w:sz w:val="24"/>
           <w:szCs w:val="24"/>
         </w:rPr>
-        <w:t xml:space="preserve">Flor (pétalos) </w:t>
-      </w:r>
-      <w:r>
-        <w:rPr>
-          <w:color w:val="00B050"/>
-          <w:sz w:val="24"/>
-          <w:szCs w:val="24"/>
-        </w:rPr>
-        <w:t xml:space="preserve">disminuye – </w:t>
-      </w:r>
-      <w:r>
-        <w:rPr>
-          <w:color w:val="00B050"/>
-          <w:sz w:val="24"/>
-          <w:szCs w:val="24"/>
-        </w:rPr>
-        <w:t xml:space="preserve">gelatina </w:t>
-      </w:r>
-      <w:r>
-        <w:rPr>
-          <w:color w:val="00B050"/>
-          <w:sz w:val="24"/>
-          <w:szCs w:val="24"/>
-        </w:rPr>
-        <w:t>aumenta</w:t>
+        <w:t>Flor (pétalos) disminuye – gelatina aumenta</w:t>
       </w:r>
     </w:p>
     <w:p>
@@ -220,31 +159,7 @@
           <w:sz w:val="24"/>
           <w:szCs w:val="24"/>
         </w:rPr>
-        <w:t>Pistas (</w:t>
-      </w:r>
-      <w:r>
-        <w:rPr>
-          <w:color w:val="00B050"/>
-          <w:sz w:val="24"/>
-          <w:szCs w:val="24"/>
-        </w:rPr>
-        <w:t>erizo</w:t>
-      </w:r>
-      <w:r>
-        <w:rPr>
-          <w:color w:val="00B050"/>
-          <w:sz w:val="24"/>
-          <w:szCs w:val="24"/>
-        </w:rPr>
-        <w:t>)</w:t>
-      </w:r>
-      <w:r>
-        <w:rPr>
-          <w:color w:val="00B050"/>
-          <w:sz w:val="24"/>
-          <w:szCs w:val="24"/>
-        </w:rPr>
-        <w:t xml:space="preserve"> </w:t>
+        <w:t xml:space="preserve">Pistas (erizo) </w:t>
       </w:r>
     </w:p>
     <w:p>
@@ -255,33 +170,20 @@
           <w:numId w:val="2"/>
         </w:numPr>
         <w:rPr>
-          <w:color w:val="156082" w:themeColor="accent1" w:themeTint="FF" w:themeShade="FF"/>
-        </w:rPr>
-      </w:pPr>
-      <w:r>
-        <w:rPr>
-          <w:sz w:val="24"/>
-          <w:szCs w:val="24"/>
-        </w:rPr>
-        <w:t>Puzzle</w:t>
-      </w:r>
-      <w:r>
-        <w:rPr>
-          <w:sz w:val="24"/>
-          <w:szCs w:val="24"/>
-        </w:rPr>
-        <w:t xml:space="preserve"> número</w:t>
-      </w:r>
-      <w:r>
-        <w:rPr>
-          <w:sz w:val="24"/>
-          <w:szCs w:val="24"/>
-        </w:rPr>
-        <w:t xml:space="preserve"> </w:t>
-      </w:r>
-      <w:r>
-        <w:rPr>
-          <w:color w:val="156082" w:themeColor="accent1" w:themeTint="FF" w:themeShade="FF"/>
+          <w:color w:val="156082"/>
+        </w:rPr>
+      </w:pPr>
+      <w:r>
+        <w:rPr>
+          <w:color w:val="156082"/>
+          <w:sz w:val="24"/>
+          <w:szCs w:val="24"/>
+        </w:rPr>
+        <w:t xml:space="preserve">Puzzle número </w:t>
+      </w:r>
+      <w:r>
+        <w:rPr>
+          <w:color w:val="156082"/>
         </w:rPr>
         <w:t>Gaby</w:t>
       </w:r>
@@ -294,13 +196,12 @@
           <w:numId w:val="2"/>
         </w:numPr>
         <w:rPr>
-          <w:color w:val="0070C0"/>
-          <w:sz w:val="24"/>
-          <w:szCs w:val="24"/>
-        </w:rPr>
-      </w:pPr>
-      <w:r>
-        <w:rPr>
+          <w:color w:val="156082"/>
+        </w:rPr>
+      </w:pPr>
+      <w:r>
+        <w:rPr>
+          <w:color w:val="156082"/>
           <w:sz w:val="24"/>
           <w:szCs w:val="24"/>
         </w:rPr>
@@ -308,7 +209,7 @@
       </w:r>
       <w:r>
         <w:rPr>
-          <w:color w:val="156082" w:themeColor="accent1" w:themeTint="FF" w:themeShade="FF"/>
+          <w:color w:val="156082"/>
         </w:rPr>
         <w:t>Gaby</w:t>
       </w:r>
@@ -321,33 +222,20 @@
           <w:numId w:val="2"/>
         </w:numPr>
         <w:rPr>
-          <w:color w:val="E97132" w:themeColor="accent2" w:themeTint="FF" w:themeShade="FF"/>
-        </w:rPr>
-      </w:pPr>
-      <w:r>
-        <w:rPr>
-          <w:sz w:val="24"/>
-          <w:szCs w:val="24"/>
-        </w:rPr>
-        <w:t>Puzzle</w:t>
-      </w:r>
-      <w:r>
-        <w:rPr>
-          <w:sz w:val="24"/>
-          <w:szCs w:val="24"/>
-        </w:rPr>
-        <w:t xml:space="preserve"> patrones</w:t>
-      </w:r>
-      <w:r>
-        <w:rPr>
-          <w:sz w:val="24"/>
-          <w:szCs w:val="24"/>
-        </w:rPr>
-        <w:t xml:space="preserve"> </w:t>
-      </w:r>
-      <w:r>
-        <w:rPr>
-          <w:color w:val="E97132" w:themeColor="accent2" w:themeTint="FF" w:themeShade="FF"/>
+          <w:color w:val="E97132"/>
+        </w:rPr>
+      </w:pPr>
+      <w:r>
+        <w:rPr>
+          <w:color w:val="E97132"/>
+          <w:sz w:val="24"/>
+          <w:szCs w:val="24"/>
+        </w:rPr>
+        <w:t xml:space="preserve">Puzzle patrones </w:t>
+      </w:r>
+      <w:r>
+        <w:rPr>
+          <w:color w:val="E97132"/>
         </w:rPr>
         <w:t>Mario</w:t>
       </w:r>
@@ -360,11 +248,12 @@
           <w:numId w:val="2"/>
         </w:numPr>
         <w:rPr>
-          <w:color w:val="E97132" w:themeColor="accent2" w:themeTint="FF" w:themeShade="FF"/>
-        </w:rPr>
-      </w:pPr>
-      <w:r>
-        <w:rPr>
+          <w:color w:val="E97132"/>
+        </w:rPr>
+      </w:pPr>
+      <w:r>
+        <w:rPr>
+          <w:color w:val="E97132"/>
           <w:sz w:val="24"/>
           <w:szCs w:val="24"/>
         </w:rPr>
@@ -372,7 +261,7 @@
       </w:r>
       <w:r>
         <w:rPr>
-          <w:color w:val="E97132" w:themeColor="accent2" w:themeTint="FF" w:themeShade="FF"/>
+          <w:color w:val="E97132"/>
         </w:rPr>
         <w:t>Mario</w:t>
       </w:r>
@@ -390,94 +279,11 @@
       </w:pPr>
       <w:r>
         <w:rPr>
-          <w:sz w:val="24"/>
-          <w:szCs w:val="24"/>
-        </w:rPr>
-        <w:t>Memorama</w:t>
-      </w:r>
-      <w:r>
-        <w:rPr>
-          <w:sz w:val="24"/>
-          <w:szCs w:val="24"/>
-        </w:rPr>
-        <w:t xml:space="preserve"> con cartas </w:t>
-      </w:r>
-      <w:r>
-        <w:rPr>
-          <w:sz w:val="24"/>
-          <w:szCs w:val="24"/>
-        </w:rPr>
-        <w:t xml:space="preserve">de </w:t>
-      </w:r>
-      <w:r>
-        <w:rPr>
-          <w:sz w:val="24"/>
-          <w:szCs w:val="24"/>
-        </w:rPr>
-        <w:t>naipes</w:t>
-      </w:r>
-      <w:r>
-        <w:rPr>
-          <w:sz w:val="24"/>
-          <w:szCs w:val="24"/>
-        </w:rPr>
-        <w:t xml:space="preserve"> de la</w:t>
-      </w:r>
-      <w:r>
-        <w:rPr>
-          <w:sz w:val="24"/>
-          <w:szCs w:val="24"/>
-        </w:rPr>
-        <w:t xml:space="preserve"> emperatriz </w:t>
-      </w:r>
-      <w:r>
-        <w:rPr>
-          <w:sz w:val="24"/>
-          <w:szCs w:val="24"/>
-        </w:rPr>
-        <w:t xml:space="preserve">negra </w:t>
-      </w:r>
-      <w:r>
-        <w:rPr>
-          <w:sz w:val="24"/>
-          <w:szCs w:val="24"/>
-        </w:rPr>
-        <w:t xml:space="preserve">+ </w:t>
-      </w:r>
-      <w:r>
-        <w:rPr>
-          <w:sz w:val="24"/>
-          <w:szCs w:val="24"/>
-        </w:rPr>
-        <w:t>póker</w:t>
-      </w:r>
-      <w:r>
-        <w:rPr>
-          <w:sz w:val="24"/>
-          <w:szCs w:val="24"/>
-        </w:rPr>
-        <w:t xml:space="preserve"> con los naipes de la </w:t>
-      </w:r>
-      <w:r>
-        <w:rPr>
-          <w:sz w:val="24"/>
-          <w:szCs w:val="24"/>
-        </w:rPr>
-        <w:t xml:space="preserve">emperatriz </w:t>
-      </w:r>
-      <w:r>
-        <w:rPr>
-          <w:sz w:val="24"/>
-          <w:szCs w:val="24"/>
-        </w:rPr>
-        <w:t>tras hacer un parkour y si fallas te caes y tienes que volver a subir</w:t>
-      </w:r>
-      <w:r>
-        <w:rPr>
-          <w:sz w:val="24"/>
-          <w:szCs w:val="24"/>
-        </w:rPr>
-        <w:t xml:space="preserve"> </w:t>
+          <w:color w:val="FF0000"/>
+          <w:sz w:val="24"/>
+          <w:szCs w:val="24"/>
+        </w:rPr>
+        <w:t xml:space="preserve">Memorama con cartas de naipes de la emperatriz negra + póker con los naipes de la emperatriz tras hacer un parkour y si fallas te caes y tienes que volver a subir </w:t>
       </w:r>
       <w:r>
         <w:rPr>
@@ -499,24 +305,11 @@
       </w:pPr>
       <w:r>
         <w:rPr>
-          <w:sz w:val="24"/>
-          <w:szCs w:val="24"/>
-        </w:rPr>
-        <w:t>Puzzle</w:t>
-      </w:r>
-      <w:r>
-        <w:rPr>
-          <w:sz w:val="24"/>
-          <w:szCs w:val="24"/>
-        </w:rPr>
-        <w:t xml:space="preserve"> ajedrez </w:t>
-      </w:r>
-      <w:r>
-        <w:rPr>
-          <w:sz w:val="24"/>
-          <w:szCs w:val="24"/>
-        </w:rPr>
-        <w:t xml:space="preserve">con una última jugada para hacer, si fallas te caes </w:t>
+          <w:color w:val="FF0000"/>
+          <w:sz w:val="24"/>
+          <w:szCs w:val="24"/>
+        </w:rPr>
+        <w:t xml:space="preserve">Puzzle ajedrez con una última jugada para hacer, si fallas te caes </w:t>
       </w:r>
       <w:r>
         <w:rPr>
@@ -528,262 +321,303 @@
     <w:p>
       <w:pPr>
         <w:pStyle w:val="Normal"/>
+        <w:spacing w:before="0" w:after="160"/>
         <w:rPr>
           <w:color w:val="auto"/>
         </w:rPr>
       </w:pPr>
+      <w:r>
+        <w:rPr>
+          <w:color w:val="auto"/>
+        </w:rPr>
+      </w:r>
     </w:p>
     <w:sectPr>
-      <w:pgSz w:w="11906" w:h="16838" w:orient="portrait"/>
-      <w:pgMar w:top="1440" w:right="1440" w:bottom="1440" w:left="1440" w:header="720" w:footer="720" w:gutter="0"/>
-      <w:cols w:space="720"/>
-      <w:docGrid w:linePitch="360"/>
+      <w:type w:val="nextPage"/>
+      <w:pgSz w:w="11906" w:h="16838"/>
+      <w:pgMar w:left="1440" w:right="1440" w:gutter="0" w:header="0" w:top="1440" w:footer="0" w:bottom="1440"/>
+      <w:pgNumType w:fmt="decimal"/>
+      <w:formProt w:val="false"/>
+      <w:textDirection w:val="lrTb"/>
+      <w:docGrid w:type="default" w:linePitch="360" w:charSpace="0"/>
     </w:sectPr>
   </w:body>
 </w:document>
 </file>
 
 <file path=word/numbering.xml><?xml version="1.0" encoding="utf-8"?>
-<w:numbering xmlns:w="http://schemas.openxmlformats.org/wordprocessingml/2006/main">
-  <w:abstractNum xmlns:w="http://schemas.openxmlformats.org/wordprocessingml/2006/main" w:abstractNumId="2">
-    <w:nsid w:val="21fee41"/>
-    <w:multiLevelType xmlns:w="http://schemas.openxmlformats.org/wordprocessingml/2006/main" w:val="hybridMultilevel"/>
-    <w:lvl xmlns:w="http://schemas.openxmlformats.org/wordprocessingml/2006/main" w:ilvl="0">
+<w:numbering xmlns:w="http://schemas.openxmlformats.org/wordprocessingml/2006/main" xmlns:o="urn:schemas-microsoft-com:office:office" xmlns:r="http://schemas.openxmlformats.org/officeDocument/2006/relationships" xmlns:v="urn:schemas-microsoft-com:vml" xmlns:mc="http://schemas.openxmlformats.org/markup-compatibility/2006" xmlns:w14="http://schemas.microsoft.com/office/word/2010/wordml" mc:Ignorable="w14">
+  <w:abstractNum w:abstractNumId="1">
+    <w:lvl w:ilvl="0">
+      <w:start w:val="1"/>
+      <w:numFmt w:val="none"/>
+      <w:suff w:val="nothing"/>
+      <w:lvlText w:val=""/>
+      <w:lvlJc w:val="start"/>
+      <w:pPr>
+        <w:tabs>
+          <w:tab w:val="num" w:pos="0"/>
+        </w:tabs>
+        <w:ind w:start="0" w:hanging="0"/>
+      </w:pPr>
+    </w:lvl>
+    <w:lvl w:ilvl="1">
+      <w:start w:val="1"/>
+      <w:numFmt w:val="none"/>
+      <w:suff w:val="nothing"/>
+      <w:lvlText w:val=""/>
+      <w:lvlJc w:val="start"/>
+      <w:pPr>
+        <w:tabs>
+          <w:tab w:val="num" w:pos="0"/>
+        </w:tabs>
+        <w:ind w:start="0" w:hanging="0"/>
+      </w:pPr>
+    </w:lvl>
+    <w:lvl w:ilvl="2">
+      <w:start w:val="1"/>
+      <w:numFmt w:val="none"/>
+      <w:suff w:val="nothing"/>
+      <w:lvlText w:val=""/>
+      <w:lvlJc w:val="start"/>
+      <w:pPr>
+        <w:tabs>
+          <w:tab w:val="num" w:pos="0"/>
+        </w:tabs>
+        <w:ind w:start="0" w:hanging="0"/>
+      </w:pPr>
+    </w:lvl>
+    <w:lvl w:ilvl="3">
+      <w:start w:val="1"/>
+      <w:numFmt w:val="none"/>
+      <w:suff w:val="nothing"/>
+      <w:lvlText w:val=""/>
+      <w:lvlJc w:val="start"/>
+      <w:pPr>
+        <w:tabs>
+          <w:tab w:val="num" w:pos="0"/>
+        </w:tabs>
+        <w:ind w:start="0" w:hanging="0"/>
+      </w:pPr>
+    </w:lvl>
+    <w:lvl w:ilvl="4">
+      <w:start w:val="1"/>
+      <w:numFmt w:val="none"/>
+      <w:suff w:val="nothing"/>
+      <w:lvlText w:val=""/>
+      <w:lvlJc w:val="start"/>
+      <w:pPr>
+        <w:tabs>
+          <w:tab w:val="num" w:pos="0"/>
+        </w:tabs>
+        <w:ind w:start="0" w:hanging="0"/>
+      </w:pPr>
+    </w:lvl>
+    <w:lvl w:ilvl="5">
+      <w:start w:val="1"/>
+      <w:numFmt w:val="none"/>
+      <w:suff w:val="nothing"/>
+      <w:lvlText w:val=""/>
+      <w:lvlJc w:val="start"/>
+      <w:pPr>
+        <w:tabs>
+          <w:tab w:val="num" w:pos="0"/>
+        </w:tabs>
+        <w:ind w:start="0" w:hanging="0"/>
+      </w:pPr>
+    </w:lvl>
+    <w:lvl w:ilvl="6">
+      <w:start w:val="1"/>
+      <w:numFmt w:val="none"/>
+      <w:suff w:val="nothing"/>
+      <w:lvlText w:val=""/>
+      <w:lvlJc w:val="start"/>
+      <w:pPr>
+        <w:tabs>
+          <w:tab w:val="num" w:pos="0"/>
+        </w:tabs>
+        <w:ind w:start="0" w:hanging="0"/>
+      </w:pPr>
+    </w:lvl>
+    <w:lvl w:ilvl="7">
+      <w:start w:val="1"/>
+      <w:numFmt w:val="none"/>
+      <w:suff w:val="nothing"/>
+      <w:lvlText w:val=""/>
+      <w:lvlJc w:val="start"/>
+      <w:pPr>
+        <w:tabs>
+          <w:tab w:val="num" w:pos="0"/>
+        </w:tabs>
+        <w:ind w:start="0" w:hanging="0"/>
+      </w:pPr>
+    </w:lvl>
+    <w:lvl w:ilvl="8">
+      <w:start w:val="1"/>
+      <w:numFmt w:val="none"/>
+      <w:suff w:val="nothing"/>
+      <w:lvlText w:val=""/>
+      <w:lvlJc w:val="start"/>
+      <w:pPr>
+        <w:tabs>
+          <w:tab w:val="num" w:pos="0"/>
+        </w:tabs>
+        <w:ind w:start="0" w:hanging="0"/>
+      </w:pPr>
+    </w:lvl>
+  </w:abstractNum>
+  <w:abstractNum w:abstractNumId="2">
+    <w:lvl w:ilvl="0">
       <w:start w:val="1"/>
       <w:numFmt w:val="bullet"/>
       <w:lvlText w:val=""/>
-      <w:lvlJc w:val="left"/>
-      <w:pPr>
-        <w:ind w:left="720" w:hanging="360"/>
+      <w:lvlJc w:val="start"/>
+      <w:pPr>
+        <w:tabs>
+          <w:tab w:val="num" w:pos="0"/>
+        </w:tabs>
+        <w:ind w:start="720" w:hanging="360"/>
       </w:pPr>
       <w:rPr>
-        <w:rFonts w:hint="default" w:ascii="Wingdings" w:hAnsi="Wingdings"/>
+        <w:rFonts w:ascii="Wingdings" w:hAnsi="Wingdings" w:cs="Wingdings" w:hint="default"/>
       </w:rPr>
     </w:lvl>
-    <w:lvl xmlns:w="http://schemas.openxmlformats.org/wordprocessingml/2006/main" w:ilvl="1">
+    <w:lvl w:ilvl="1">
       <w:start w:val="1"/>
       <w:numFmt w:val="bullet"/>
       <w:lvlText w:val=""/>
-      <w:lvlJc w:val="left"/>
-      <w:pPr>
-        <w:ind w:left="1440" w:hanging="360"/>
+      <w:lvlJc w:val="start"/>
+      <w:pPr>
+        <w:tabs>
+          <w:tab w:val="num" w:pos="0"/>
+        </w:tabs>
+        <w:ind w:start="1440" w:hanging="360"/>
       </w:pPr>
       <w:rPr>
-        <w:rFonts w:hint="default" w:ascii="Wingdings" w:hAnsi="Wingdings"/>
+        <w:rFonts w:ascii="Wingdings" w:hAnsi="Wingdings" w:cs="Wingdings" w:hint="default"/>
       </w:rPr>
     </w:lvl>
-    <w:lvl xmlns:w="http://schemas.openxmlformats.org/wordprocessingml/2006/main" w:ilvl="2">
+    <w:lvl w:ilvl="2">
       <w:start w:val="1"/>
       <w:numFmt w:val="bullet"/>
       <w:lvlText w:val=""/>
-      <w:lvlJc w:val="left"/>
-      <w:pPr>
-        <w:ind w:left="2160" w:hanging="360"/>
+      <w:lvlJc w:val="start"/>
+      <w:pPr>
+        <w:tabs>
+          <w:tab w:val="num" w:pos="0"/>
+        </w:tabs>
+        <w:ind w:start="2160" w:hanging="360"/>
       </w:pPr>
       <w:rPr>
-        <w:rFonts w:hint="default" w:ascii="Wingdings" w:hAnsi="Wingdings"/>
+        <w:rFonts w:ascii="Wingdings" w:hAnsi="Wingdings" w:cs="Wingdings" w:hint="default"/>
       </w:rPr>
     </w:lvl>
-    <w:lvl xmlns:w="http://schemas.openxmlformats.org/wordprocessingml/2006/main" w:ilvl="3">
+    <w:lvl w:ilvl="3">
       <w:start w:val="1"/>
       <w:numFmt w:val="bullet"/>
       <w:lvlText w:val=""/>
-      <w:lvlJc w:val="left"/>
-      <w:pPr>
-        <w:ind w:left="2880" w:hanging="360"/>
+      <w:lvlJc w:val="start"/>
+      <w:pPr>
+        <w:tabs>
+          <w:tab w:val="num" w:pos="0"/>
+        </w:tabs>
+        <w:ind w:start="2880" w:hanging="360"/>
       </w:pPr>
       <w:rPr>
-        <w:rFonts w:hint="default" w:ascii="Wingdings" w:hAnsi="Wingdings"/>
+        <w:rFonts w:ascii="Wingdings" w:hAnsi="Wingdings" w:cs="Wingdings" w:hint="default"/>
       </w:rPr>
     </w:lvl>
-    <w:lvl xmlns:w="http://schemas.openxmlformats.org/wordprocessingml/2006/main" w:ilvl="4">
+    <w:lvl w:ilvl="4">
       <w:start w:val="1"/>
       <w:numFmt w:val="bullet"/>
       <w:lvlText w:val=""/>
-      <w:lvlJc w:val="left"/>
-      <w:pPr>
-        <w:ind w:left="3600" w:hanging="360"/>
+      <w:lvlJc w:val="start"/>
+      <w:pPr>
+        <w:tabs>
+          <w:tab w:val="num" w:pos="0"/>
+        </w:tabs>
+        <w:ind w:start="3600" w:hanging="360"/>
       </w:pPr>
       <w:rPr>
-        <w:rFonts w:hint="default" w:ascii="Wingdings" w:hAnsi="Wingdings"/>
+        <w:rFonts w:ascii="Wingdings" w:hAnsi="Wingdings" w:cs="Wingdings" w:hint="default"/>
       </w:rPr>
     </w:lvl>
-    <w:lvl xmlns:w="http://schemas.openxmlformats.org/wordprocessingml/2006/main" w:ilvl="5">
+    <w:lvl w:ilvl="5">
       <w:start w:val="1"/>
       <w:numFmt w:val="bullet"/>
       <w:lvlText w:val=""/>
-      <w:lvlJc w:val="left"/>
-      <w:pPr>
-        <w:ind w:left="4320" w:hanging="360"/>
+      <w:lvlJc w:val="start"/>
+      <w:pPr>
+        <w:tabs>
+          <w:tab w:val="num" w:pos="0"/>
+        </w:tabs>
+        <w:ind w:start="4320" w:hanging="360"/>
       </w:pPr>
       <w:rPr>
-        <w:rFonts w:hint="default" w:ascii="Wingdings" w:hAnsi="Wingdings"/>
+        <w:rFonts w:ascii="Wingdings" w:hAnsi="Wingdings" w:cs="Wingdings" w:hint="default"/>
       </w:rPr>
     </w:lvl>
-    <w:lvl xmlns:w="http://schemas.openxmlformats.org/wordprocessingml/2006/main" w:ilvl="6">
+    <w:lvl w:ilvl="6">
       <w:start w:val="1"/>
       <w:numFmt w:val="bullet"/>
       <w:lvlText w:val=""/>
-      <w:lvlJc w:val="left"/>
-      <w:pPr>
-        <w:ind w:left="5040" w:hanging="360"/>
+      <w:lvlJc w:val="start"/>
+      <w:pPr>
+        <w:tabs>
+          <w:tab w:val="num" w:pos="0"/>
+        </w:tabs>
+        <w:ind w:start="5040" w:hanging="360"/>
       </w:pPr>
       <w:rPr>
-        <w:rFonts w:hint="default" w:ascii="Wingdings" w:hAnsi="Wingdings"/>
+        <w:rFonts w:ascii="Wingdings" w:hAnsi="Wingdings" w:cs="Wingdings" w:hint="default"/>
       </w:rPr>
     </w:lvl>
-    <w:lvl xmlns:w="http://schemas.openxmlformats.org/wordprocessingml/2006/main" w:ilvl="7">
+    <w:lvl w:ilvl="7">
       <w:start w:val="1"/>
       <w:numFmt w:val="bullet"/>
       <w:lvlText w:val=""/>
-      <w:lvlJc w:val="left"/>
-      <w:pPr>
-        <w:ind w:left="5760" w:hanging="360"/>
+      <w:lvlJc w:val="start"/>
+      <w:pPr>
+        <w:tabs>
+          <w:tab w:val="num" w:pos="0"/>
+        </w:tabs>
+        <w:ind w:start="5760" w:hanging="360"/>
       </w:pPr>
       <w:rPr>
-        <w:rFonts w:hint="default" w:ascii="Wingdings" w:hAnsi="Wingdings"/>
+        <w:rFonts w:ascii="Wingdings" w:hAnsi="Wingdings" w:cs="Wingdings" w:hint="default"/>
       </w:rPr>
     </w:lvl>
-    <w:lvl xmlns:w="http://schemas.openxmlformats.org/wordprocessingml/2006/main" w:ilvl="8">
+    <w:lvl w:ilvl="8">
       <w:start w:val="1"/>
       <w:numFmt w:val="bullet"/>
       <w:lvlText w:val=""/>
-      <w:lvlJc w:val="left"/>
-      <w:pPr>
-        <w:ind w:left="6480" w:hanging="360"/>
+      <w:lvlJc w:val="start"/>
+      <w:pPr>
+        <w:tabs>
+          <w:tab w:val="num" w:pos="0"/>
+        </w:tabs>
+        <w:ind w:start="6480" w:hanging="360"/>
       </w:pPr>
       <w:rPr>
-        <w:rFonts w:hint="default" w:ascii="Wingdings" w:hAnsi="Wingdings"/>
+        <w:rFonts w:ascii="Wingdings" w:hAnsi="Wingdings" w:cs="Wingdings" w:hint="default"/>
       </w:rPr>
     </w:lvl>
   </w:abstractNum>
-  <w:abstractNum xmlns:w="http://schemas.openxmlformats.org/wordprocessingml/2006/main" w:abstractNumId="1">
-    <w:nsid w:val="2848a10f"/>
-    <w:multiLevelType xmlns:w="http://schemas.openxmlformats.org/wordprocessingml/2006/main" w:val="hybridMultilevel"/>
-    <w:lvl xmlns:w="http://schemas.openxmlformats.org/wordprocessingml/2006/main" w:ilvl="0">
-      <w:start w:val="1"/>
-      <w:numFmt w:val="bullet"/>
-      <w:lvlText w:val="-"/>
-      <w:lvlJc w:val="left"/>
-      <w:pPr>
-        <w:ind w:left="720" w:hanging="360"/>
-      </w:pPr>
-      <w:rPr>
-        <w:rFonts w:hint="default" w:ascii="Aptos" w:hAnsi="Aptos"/>
-      </w:rPr>
-    </w:lvl>
-    <w:lvl xmlns:w="http://schemas.openxmlformats.org/wordprocessingml/2006/main" w:ilvl="1">
-      <w:start w:val="1"/>
-      <w:numFmt w:val="bullet"/>
-      <w:lvlText w:val="o"/>
-      <w:lvlJc w:val="left"/>
-      <w:pPr>
-        <w:ind w:left="1440" w:hanging="360"/>
-      </w:pPr>
-      <w:rPr>
-        <w:rFonts w:hint="default" w:ascii="Courier New" w:hAnsi="Courier New"/>
-      </w:rPr>
-    </w:lvl>
-    <w:lvl xmlns:w="http://schemas.openxmlformats.org/wordprocessingml/2006/main" w:ilvl="2">
-      <w:start w:val="1"/>
-      <w:numFmt w:val="bullet"/>
-      <w:lvlText w:val=""/>
-      <w:lvlJc w:val="left"/>
-      <w:pPr>
-        <w:ind w:left="2160" w:hanging="360"/>
-      </w:pPr>
-      <w:rPr>
-        <w:rFonts w:hint="default" w:ascii="Wingdings" w:hAnsi="Wingdings"/>
-      </w:rPr>
-    </w:lvl>
-    <w:lvl xmlns:w="http://schemas.openxmlformats.org/wordprocessingml/2006/main" w:ilvl="3">
-      <w:start w:val="1"/>
-      <w:numFmt w:val="bullet"/>
-      <w:lvlText w:val=""/>
-      <w:lvlJc w:val="left"/>
-      <w:pPr>
-        <w:ind w:left="2880" w:hanging="360"/>
-      </w:pPr>
-      <w:rPr>
-        <w:rFonts w:hint="default" w:ascii="Symbol" w:hAnsi="Symbol"/>
-      </w:rPr>
-    </w:lvl>
-    <w:lvl xmlns:w="http://schemas.openxmlformats.org/wordprocessingml/2006/main" w:ilvl="4">
-      <w:start w:val="1"/>
-      <w:numFmt w:val="bullet"/>
-      <w:lvlText w:val="o"/>
-      <w:lvlJc w:val="left"/>
-      <w:pPr>
-        <w:ind w:left="3600" w:hanging="360"/>
-      </w:pPr>
-      <w:rPr>
-        <w:rFonts w:hint="default" w:ascii="Courier New" w:hAnsi="Courier New"/>
-      </w:rPr>
-    </w:lvl>
-    <w:lvl xmlns:w="http://schemas.openxmlformats.org/wordprocessingml/2006/main" w:ilvl="5">
-      <w:start w:val="1"/>
-      <w:numFmt w:val="bullet"/>
-      <w:lvlText w:val=""/>
-      <w:lvlJc w:val="left"/>
-      <w:pPr>
-        <w:ind w:left="4320" w:hanging="360"/>
-      </w:pPr>
-      <w:rPr>
-        <w:rFonts w:hint="default" w:ascii="Wingdings" w:hAnsi="Wingdings"/>
-      </w:rPr>
-    </w:lvl>
-    <w:lvl xmlns:w="http://schemas.openxmlformats.org/wordprocessingml/2006/main" w:ilvl="6">
-      <w:start w:val="1"/>
-      <w:numFmt w:val="bullet"/>
-      <w:lvlText w:val=""/>
-      <w:lvlJc w:val="left"/>
-      <w:pPr>
-        <w:ind w:left="5040" w:hanging="360"/>
-      </w:pPr>
-      <w:rPr>
-        <w:rFonts w:hint="default" w:ascii="Symbol" w:hAnsi="Symbol"/>
-      </w:rPr>
-    </w:lvl>
-    <w:lvl xmlns:w="http://schemas.openxmlformats.org/wordprocessingml/2006/main" w:ilvl="7">
-      <w:start w:val="1"/>
-      <w:numFmt w:val="bullet"/>
-      <w:lvlText w:val="o"/>
-      <w:lvlJc w:val="left"/>
-      <w:pPr>
-        <w:ind w:left="5760" w:hanging="360"/>
-      </w:pPr>
-      <w:rPr>
-        <w:rFonts w:hint="default" w:ascii="Courier New" w:hAnsi="Courier New"/>
-      </w:rPr>
-    </w:lvl>
-    <w:lvl xmlns:w="http://schemas.openxmlformats.org/wordprocessingml/2006/main" w:ilvl="8">
-      <w:start w:val="1"/>
-      <w:numFmt w:val="bullet"/>
-      <w:lvlText w:val=""/>
-      <w:lvlJc w:val="left"/>
-      <w:pPr>
-        <w:ind w:left="6480" w:hanging="360"/>
-      </w:pPr>
-      <w:rPr>
-        <w:rFonts w:hint="default" w:ascii="Wingdings" w:hAnsi="Wingdings"/>
-      </w:rPr>
-    </w:lvl>
-  </w:abstractNum>
+  <w:num w:numId="1">
+    <w:abstractNumId w:val="1"/>
+  </w:num>
   <w:num w:numId="2">
     <w:abstractNumId w:val="2"/>
-  </w:num>
-  <w:num w:numId="1">
-    <w:abstractNumId w:val="1"/>
   </w:num>
 </w:numbering>
 </file>
 
 <file path=word/styles.xml><?xml version="1.0" encoding="utf-8"?>
-<w:styles xmlns:wp14="http://schemas.microsoft.com/office/word/2010/wordprocessingDrawing" xmlns:mc="http://schemas.openxmlformats.org/markup-compatibility/2006" xmlns:r="http://schemas.openxmlformats.org/officeDocument/2006/relationships" xmlns:w="http://schemas.openxmlformats.org/wordprocessingml/2006/main" xmlns:w14="http://schemas.microsoft.com/office/word/2010/wordml" xmlns:w15="http://schemas.microsoft.com/office/word/2012/wordml" xmlns:w16se="http://schemas.microsoft.com/office/word/2015/wordml/symex" xmlns:w16cid="http://schemas.microsoft.com/office/word/2016/wordml/cid" xmlns:w16="http://schemas.microsoft.com/office/word/2018/wordml" xmlns:w16cex="http://schemas.microsoft.com/office/word/2018/wordml/cex" xmlns:w16sdtdh="http://schemas.microsoft.com/office/word/2020/wordml/sdtdatahash" xmlns:w16sdtfl="http://schemas.microsoft.com/office/word/2024/wordml/sdtformatlock" mc:Ignorable="w14 w15 wp14 w16se w16cid w16 w16cex w16sdtdh w16sdtfl">
+<w:styles xmlns:w="http://schemas.openxmlformats.org/wordprocessingml/2006/main" xmlns:w14="http://schemas.microsoft.com/office/word/2010/wordml" xmlns:mc="http://schemas.openxmlformats.org/markup-compatibility/2006" mc:Ignorable="w14">
   <w:docDefaults>
     <w:rPrDefault>
       <w:rPr>
-        <w:rFonts w:asciiTheme="minorHAnsi" w:hAnsiTheme="minorHAnsi" w:eastAsiaTheme="minorHAnsi" w:cstheme="minorBidi"/>
+        <w:rFonts w:ascii="Aptos" w:hAnsi="Aptos" w:eastAsia="Aptos" w:cs="" w:asciiTheme="minorHAnsi" w:cstheme="minorBidi" w:eastAsiaTheme="minorHAnsi" w:hAnsiTheme="minorHAnsi"/>
         <w:sz w:val="24"/>
         <w:szCs w:val="24"/>
         <w:lang w:val="es-ES" w:eastAsia="en-US" w:bidi="ar-SA"/>
@@ -791,7 +625,7 @@
     </w:rPrDefault>
     <w:pPrDefault>
       <w:pPr>
-        <w:spacing w:after="160" w:line="279" w:lineRule="auto"/>
+        <w:suppressAutoHyphens w:val="true"/>
       </w:pPr>
     </w:pPrDefault>
   </w:docDefaults>
@@ -1171,20 +1005,113 @@
   <w:style w:type="paragraph" w:styleId="Normal" w:default="1">
     <w:name w:val="Normal"/>
     <w:qFormat/>
+    <w:pPr>
+      <w:widowControl/>
+      <w:bidi w:val="0"/>
+      <w:spacing w:lineRule="auto" w:line="278" w:before="0" w:after="160"/>
+      <w:jc w:val="start"/>
+    </w:pPr>
+    <w:rPr>
+      <w:rFonts w:ascii="Aptos" w:hAnsi="Aptos" w:eastAsia="Aptos" w:cs="" w:asciiTheme="minorHAnsi" w:cstheme="minorBidi" w:eastAsiaTheme="minorHAnsi" w:hAnsiTheme="minorHAnsi"/>
+      <w:color w:val="auto"/>
+      <w:kern w:val="0"/>
+      <w:sz w:val="24"/>
+      <w:szCs w:val="24"/>
+      <w:lang w:val="es-ES" w:eastAsia="en-US" w:bidi="ar-SA"/>
+    </w:rPr>
   </w:style>
   <w:style w:type="character" w:styleId="DefaultParagraphFont" w:default="1">
     <w:name w:val="Default Paragraph Font"/>
     <w:uiPriority w:val="1"/>
     <w:semiHidden/>
     <w:unhideWhenUsed/>
+    <w:qFormat/>
+    <w:rPr/>
   </w:style>
-  <w:style w:type="table" w:styleId="TableNormal" w:default="1">
+  <w:style w:type="paragraph" w:styleId="Ttulo">
+    <w:name w:val="Título"/>
+    <w:basedOn w:val="Normal"/>
+    <w:next w:val="BodyText"/>
+    <w:qFormat/>
+    <w:pPr>
+      <w:keepNext w:val="true"/>
+      <w:spacing w:before="240" w:after="120"/>
+    </w:pPr>
+    <w:rPr>
+      <w:rFonts w:ascii="Liberation Sans" w:hAnsi="Liberation Sans" w:eastAsia="Microsoft YaHei" w:cs="Arial"/>
+      <w:sz w:val="28"/>
+      <w:szCs w:val="28"/>
+    </w:rPr>
+  </w:style>
+  <w:style w:type="paragraph" w:styleId="BodyText">
+    <w:name w:val="Body Text"/>
+    <w:basedOn w:val="Normal"/>
+    <w:pPr>
+      <w:spacing w:lineRule="auto" w:line="276" w:before="0" w:after="140"/>
+    </w:pPr>
+    <w:rPr/>
+  </w:style>
+  <w:style w:type="paragraph" w:styleId="List">
+    <w:name w:val="List"/>
+    <w:basedOn w:val="BodyText"/>
+    <w:pPr/>
+    <w:rPr>
+      <w:rFonts w:cs="Arial"/>
+    </w:rPr>
+  </w:style>
+  <w:style w:type="paragraph" w:styleId="Caption">
+    <w:name w:val="caption"/>
+    <w:basedOn w:val="Normal"/>
+    <w:qFormat/>
+    <w:pPr>
+      <w:suppressLineNumbers/>
+      <w:spacing w:before="120" w:after="120"/>
+    </w:pPr>
+    <w:rPr>
+      <w:rFonts w:cs="Arial"/>
+      <w:i/>
+      <w:iCs/>
+      <w:sz w:val="24"/>
+      <w:szCs w:val="24"/>
+    </w:rPr>
+  </w:style>
+  <w:style w:type="paragraph" w:styleId="ndice">
+    <w:name w:val="Índice"/>
+    <w:basedOn w:val="Normal"/>
+    <w:qFormat/>
+    <w:pPr>
+      <w:suppressLineNumbers/>
+    </w:pPr>
+    <w:rPr>
+      <w:rFonts w:cs="Arial"/>
+    </w:rPr>
+  </w:style>
+  <w:style w:type="paragraph" w:styleId="ListParagraph">
+    <w:name w:val="List Paragraph"/>
+    <w:basedOn w:val="Normal"/>
+    <w:uiPriority w:val="34"/>
+    <w:qFormat/>
+    <w:rsid w:val="374db107"/>
+    <w:pPr>
+      <w:spacing w:before="0" w:after="160"/>
+      <w:ind w:start="720"/>
+      <w:contextualSpacing/>
+    </w:pPr>
+    <w:rPr/>
+  </w:style>
+  <w:style w:type="numbering" w:styleId="Ningunalista" w:default="1">
+    <w:name w:val="Ninguna lista"/>
+    <w:uiPriority w:val="99"/>
+    <w:semiHidden/>
+    <w:unhideWhenUsed/>
+    <w:qFormat/>
+  </w:style>
+  <w:style w:type="table" w:default="1" w:styleId="TableNormal">
     <w:name w:val="Normal Table"/>
     <w:uiPriority w:val="99"/>
     <w:semiHidden/>
     <w:unhideWhenUsed/>
     <w:tblPr>
-      <w:tblInd w:w="0" w:type="dxa"/>
       <w:tblCellMar>
         <w:top w:w="0" w:type="dxa"/>
         <w:left w:w="108" w:type="dxa"/>
@@ -1193,183 +1120,101 @@
       </w:tblCellMar>
     </w:tblPr>
   </w:style>
-  <w:style w:type="numbering" w:styleId="NoList" w:default="1">
-    <w:name w:val="No List"/>
-    <w:uiPriority w:val="99"/>
-    <w:semiHidden/>
-    <w:unhideWhenUsed/>
-  </w:style>
-  <w:style w:type="paragraph" w:styleId="ListParagraph">
-    <w:uiPriority w:val="34"/>
-    <w:name w:val="List Paragraph"/>
-    <w:basedOn w:val="Normal"/>
-    <w:qFormat/>
-    <w:rsid w:val="374DB107"/>
-    <w:pPr>
-      <w:spacing/>
-      <w:ind w:left="720"/>
-      <w:contextualSpacing/>
-    </w:pPr>
-  </w:style>
 </w:styles>
 </file>
 
 <file path=word/theme/theme1.xml><?xml version="1.0" encoding="utf-8"?>
-<a:theme xmlns:thm15="http://schemas.microsoft.com/office/thememl/2012/main" xmlns:a="http://schemas.openxmlformats.org/drawingml/2006/main" name="Office Theme">
+<a:theme xmlns:a="http://schemas.openxmlformats.org/drawingml/2006/main" xmlns:r="http://schemas.openxmlformats.org/officeDocument/2006/relationships" name="Office Theme">
   <a:themeElements>
     <a:clrScheme name="Office">
       <a:dk1>
-        <a:sysClr val="windowText" lastClr="000000"/>
+        <a:srgbClr val="000000"/>
       </a:dk1>
       <a:lt1>
-        <a:sysClr val="window" lastClr="FFFFFF"/>
+        <a:srgbClr val="ffffff"/>
       </a:lt1>
       <a:dk2>
-        <a:srgbClr val="0E2841"/>
+        <a:srgbClr val="0e2841"/>
       </a:dk2>
       <a:lt2>
-        <a:srgbClr val="E8E8E8"/>
+        <a:srgbClr val="e8e8e8"/>
       </a:lt2>
       <a:accent1>
         <a:srgbClr val="156082"/>
       </a:accent1>
       <a:accent2>
-        <a:srgbClr val="E97132"/>
+        <a:srgbClr val="e97132"/>
       </a:accent2>
       <a:accent3>
-        <a:srgbClr val="196B24"/>
+        <a:srgbClr val="196b24"/>
       </a:accent3>
       <a:accent4>
-        <a:srgbClr val="0F9ED5"/>
+        <a:srgbClr val="0f9ed5"/>
       </a:accent4>
       <a:accent5>
-        <a:srgbClr val="A02B93"/>
+        <a:srgbClr val="a02b93"/>
       </a:accent5>
       <a:accent6>
-        <a:srgbClr val="4EA72E"/>
+        <a:srgbClr val="4ea72e"/>
       </a:accent6>
       <a:hlink>
         <a:srgbClr val="467886"/>
       </a:hlink>
       <a:folHlink>
-        <a:srgbClr val="96607D"/>
+        <a:srgbClr val="96607d"/>
       </a:folHlink>
     </a:clrScheme>
     <a:fontScheme name="Office">
       <a:majorFont>
-        <a:latin typeface="Aptos Display" panose="02110004020202020204"/>
+        <a:latin typeface="Aptos Display" panose="02110004020202020204" pitchFamily="0" charset="1"/>
         <a:ea typeface=""/>
         <a:cs typeface=""/>
-        <a:font script="Jpan" typeface="ＭＳ ゴシック"/>
-        <a:font script="Hang" typeface="맑은 고딕"/>
-        <a:font script="Hans" typeface="宋体"/>
-        <a:font script="Hant" typeface="新細明體"/>
-        <a:font script="Arab" typeface="Times New Roman"/>
-        <a:font script="Hebr" typeface="Times New Roman"/>
-        <a:font script="Thai" typeface="Angsana New"/>
-        <a:font script="Ethi" typeface="Nyala"/>
-        <a:font script="Beng" typeface="Vrinda"/>
-        <a:font script="Gujr" typeface="Shruti"/>
-        <a:font script="Khmr" typeface="MoolBoran"/>
-        <a:font script="Knda" typeface="Tunga"/>
-        <a:font script="Guru" typeface="Raavi"/>
-        <a:font script="Cans" typeface="Euphemia"/>
-        <a:font script="Cher" typeface="Plantagenet Cherokee"/>
-        <a:font script="Yiii" typeface="Microsoft Yi Baiti"/>
-        <a:font script="Tibt" typeface="Microsoft Himalaya"/>
-        <a:font script="Thaa" typeface="MV Boli"/>
-        <a:font script="Deva" typeface="Mangal"/>
-        <a:font script="Telu" typeface="Gautami"/>
-        <a:font script="Taml" typeface="Latha"/>
-        <a:font script="Syrc" typeface="Estrangelo Edessa"/>
-        <a:font script="Orya" typeface="Kalinga"/>
-        <a:font script="Mlym" typeface="Kartika"/>
-        <a:font script="Laoo" typeface="DokChampa"/>
-        <a:font script="Sinh" typeface="Iskoola Pota"/>
-        <a:font script="Mong" typeface="Mongolian Baiti"/>
-        <a:font script="Viet" typeface="Times New Roman"/>
-        <a:font script="Uigh" typeface="Microsoft Uighur"/>
-        <a:font script="Geor" typeface="Sylfaen"/>
       </a:majorFont>
       <a:minorFont>
-        <a:latin typeface="Aptos" panose="02110004020202020204"/>
+        <a:latin typeface="Aptos" panose="02110004020202020204" pitchFamily="0" charset="1"/>
         <a:ea typeface=""/>
         <a:cs typeface=""/>
-        <a:font script="Jpan" typeface="ＭＳ 明朝"/>
-        <a:font script="Hang" typeface="맑은 고딕"/>
-        <a:font script="Hans" typeface="宋体"/>
-        <a:font script="Hant" typeface="新細明體"/>
-        <a:font script="Arab" typeface="Arial"/>
-        <a:font script="Hebr" typeface="Arial"/>
-        <a:font script="Thai" typeface="Cordia New"/>
-        <a:font script="Ethi" typeface="Nyala"/>
-        <a:font script="Beng" typeface="Vrinda"/>
-        <a:font script="Gujr" typeface="Shruti"/>
-        <a:font script="Khmr" typeface="DaunPenh"/>
-        <a:font script="Knda" typeface="Tunga"/>
-        <a:font script="Guru" typeface="Raavi"/>
-        <a:font script="Cans" typeface="Euphemia"/>
-        <a:font script="Cher" typeface="Plantagenet Cherokee"/>
-        <a:font script="Yiii" typeface="Microsoft Yi Baiti"/>
-        <a:font script="Tibt" typeface="Microsoft Himalaya"/>
-        <a:font script="Thaa" typeface="MV Boli"/>
-        <a:font script="Deva" typeface="Mangal"/>
-        <a:font script="Telu" typeface="Gautami"/>
-        <a:font script="Taml" typeface="Latha"/>
-        <a:font script="Syrc" typeface="Estrangelo Edessa"/>
-        <a:font script="Orya" typeface="Kalinga"/>
-        <a:font script="Mlym" typeface="Kartika"/>
-        <a:font script="Laoo" typeface="DokChampa"/>
-        <a:font script="Sinh" typeface="Iskoola Pota"/>
-        <a:font script="Mong" typeface="Mongolian Baiti"/>
-        <a:font script="Viet" typeface="Arial"/>
-        <a:font script="Uigh" typeface="Microsoft Uighur"/>
-        <a:font script="Geor" typeface="Sylfaen"/>
       </a:minorFont>
     </a:fontScheme>
-    <a:fmtScheme name="Office">
+    <a:fmtScheme>
       <a:fillStyleLst>
         <a:solidFill>
           <a:schemeClr val="phClr"/>
         </a:solidFill>
-        <a:gradFill rotWithShape="1">
+        <a:gradFill>
           <a:gsLst>
             <a:gs pos="0">
               <a:schemeClr val="phClr">
                 <a:lumMod val="110000"/>
-                <a:satMod val="105000"/>
                 <a:tint val="67000"/>
               </a:schemeClr>
             </a:gs>
             <a:gs pos="50000">
               <a:schemeClr val="phClr">
                 <a:lumMod val="105000"/>
-                <a:satMod val="103000"/>
                 <a:tint val="73000"/>
               </a:schemeClr>
             </a:gs>
             <a:gs pos="100000">
               <a:schemeClr val="phClr">
                 <a:lumMod val="105000"/>
-                <a:satMod val="109000"/>
                 <a:tint val="81000"/>
               </a:schemeClr>
             </a:gs>
           </a:gsLst>
           <a:lin ang="5400000" scaled="0"/>
+          <a:tileRect l="0" t="0" r="0" b="0"/>
         </a:gradFill>
-        <a:gradFill rotWithShape="1">
+        <a:gradFill>
           <a:gsLst>
             <a:gs pos="0">
               <a:schemeClr val="phClr">
-                <a:satMod val="103000"/>
                 <a:lumMod val="102000"/>
                 <a:tint val="94000"/>
               </a:schemeClr>
             </a:gs>
             <a:gs pos="50000">
               <a:schemeClr val="phClr">
-                <a:satMod val="110000"/>
                 <a:lumMod val="100000"/>
                 <a:shade val="100000"/>
               </a:schemeClr>
@@ -1377,33 +1222,24 @@
             <a:gs pos="100000">
               <a:schemeClr val="phClr">
                 <a:lumMod val="99000"/>
-                <a:satMod val="120000"/>
                 <a:shade val="78000"/>
               </a:schemeClr>
             </a:gs>
           </a:gsLst>
           <a:lin ang="5400000" scaled="0"/>
+          <a:tileRect l="0" t="0" r="0" b="0"/>
         </a:gradFill>
       </a:fillStyleLst>
       <a:lnStyleLst>
         <a:ln w="6350" cap="flat" cmpd="sng" algn="ctr">
-          <a:solidFill>
-            <a:schemeClr val="phClr"/>
-          </a:solidFill>
           <a:prstDash val="solid"/>
           <a:miter lim="800000"/>
         </a:ln>
         <a:ln w="12700" cap="flat" cmpd="sng" algn="ctr">
-          <a:solidFill>
-            <a:schemeClr val="phClr"/>
-          </a:solidFill>
           <a:prstDash val="solid"/>
           <a:miter lim="800000"/>
         </a:ln>
         <a:ln w="19050" cap="flat" cmpd="sng" algn="ctr">
-          <a:solidFill>
-            <a:schemeClr val="phClr"/>
-          </a:solidFill>
           <a:prstDash val="solid"/>
           <a:miter lim="800000"/>
         </a:ln>
@@ -1416,13 +1252,7 @@
           <a:effectLst/>
         </a:effectStyle>
         <a:effectStyle>
-          <a:effectLst>
-            <a:outerShdw blurRad="57150" dist="19050" dir="5400000" algn="ctr" rotWithShape="0">
-              <a:srgbClr val="000000">
-                <a:alpha val="63000"/>
-              </a:srgbClr>
-            </a:outerShdw>
-          </a:effectLst>
+          <a:effectLst/>
         </a:effectStyle>
       </a:effectStyleLst>
       <a:bgFillStyleLst>
@@ -1432,15 +1262,13 @@
         <a:solidFill>
           <a:schemeClr val="phClr">
             <a:tint val="95000"/>
-            <a:satMod val="170000"/>
           </a:schemeClr>
         </a:solidFill>
-        <a:gradFill rotWithShape="1">
+        <a:gradFill>
           <a:gsLst>
             <a:gs pos="0">
               <a:schemeClr val="phClr">
                 <a:tint val="93000"/>
-                <a:satMod val="150000"/>
                 <a:shade val="98000"/>
                 <a:lumMod val="102000"/>
               </a:schemeClr>
@@ -1448,7 +1276,6 @@
             <a:gs pos="50000">
               <a:schemeClr val="phClr">
                 <a:tint val="98000"/>
-                <a:satMod val="130000"/>
                 <a:shade val="90000"/>
                 <a:lumMod val="103000"/>
               </a:schemeClr>
@@ -1456,21 +1283,14 @@
             <a:gs pos="100000">
               <a:schemeClr val="phClr">
                 <a:shade val="63000"/>
-                <a:satMod val="120000"/>
               </a:schemeClr>
             </a:gs>
           </a:gsLst>
           <a:lin ang="5400000" scaled="0"/>
+          <a:tileRect l="0" t="0" r="0" b="0"/>
         </a:gradFill>
       </a:bgFillStyleLst>
     </a:fmtScheme>
   </a:themeElements>
-  <a:objectDefaults/>
-  <a:extraClrSchemeLst/>
-  <a:extLst>
-    <a:ext uri="{05A4C25C-085E-4340-85A3-A5531E510DB2}">
-      <thm15:themeFamily xmlns:thm15="http://schemas.microsoft.com/office/thememl/2012/main" name="Office Theme" id="{62F939B6-93AF-4DB8-9C6B-D6C7DFDC589F}" vid="{4A3C46E8-61CC-4603-A589-7422A47A8E4A}"/>
-    </a:ext>
-  </a:extLst>
 </a:theme>
 </file>